--- a/template.docx
+++ b/template.docx
@@ -670,17 +670,7 @@
     </w:p>
     <w:p>
       <w:r>
-        <w:t>{#agreement_copy_name}</w:t>
-      </w:r>
-      <w:r>
-        <w:rPr>
-          <w:b/>
-          <w:bCs/>
-        </w:rPr>
-        <w:t>Agreement Link:</w:t>
-      </w:r>
-      <w:r>
-        <w:t xml:space="preserve"> {</w:t>
+        <w:t>{#agreement_copy_url}Agreement Link: {</w:t>
       </w:r>
       <w:proofErr w:type="spellStart"/>
       <w:r>
@@ -692,7 +682,7 @@
       </w:r>
       <w:proofErr w:type="spellStart"/>
       <w:r>
-        <w:t>agreement_copy_name</w:t>
+        <w:t>agreement_copy_url</w:t>
       </w:r>
       <w:proofErr w:type="spellEnd"/>
       <w:r>
@@ -987,29 +977,29 @@
         <w:br/>
       </w:r>
       <w:r>
+        <w:t>Type of Disclosure: {</w:t>
+      </w:r>
+      <w:proofErr w:type="spellStart"/>
+      <w:r>
+        <w:t>type_selected</w:t>
+      </w:r>
+      <w:proofErr w:type="spellEnd"/>
+      <w:r>
+        <w:t>} {</w:t>
+      </w:r>
+      <w:proofErr w:type="spellStart"/>
+      <w:r>
+        <w:t>type_other</w:t>
+      </w:r>
+      <w:proofErr w:type="spellEnd"/>
+      <w:r>
+        <w:t>}</w:t>
+      </w:r>
+      <w:r>
+        <w:br/>
+      </w:r>
+      <w:r>
         <w:lastRenderedPageBreak/>
-        <w:t>Type of Disclosure: {</w:t>
-      </w:r>
-      <w:proofErr w:type="spellStart"/>
-      <w:r>
-        <w:t>type_selected</w:t>
-      </w:r>
-      <w:proofErr w:type="spellEnd"/>
-      <w:r>
-        <w:t>} {</w:t>
-      </w:r>
-      <w:proofErr w:type="spellStart"/>
-      <w:r>
-        <w:t>type_other</w:t>
-      </w:r>
-      <w:proofErr w:type="spellEnd"/>
-      <w:r>
-        <w:t>}</w:t>
-      </w:r>
-      <w:r>
-        <w:br/>
-      </w:r>
-      <w:r>
         <w:t>Type of Written: {</w:t>
       </w:r>
       <w:proofErr w:type="spellStart"/>
@@ -2148,7 +2138,6 @@
   <w:style w:type="character" w:default="1" w:styleId="DefaultParagraphFont">
     <w:name w:val="Default Paragraph Font"/>
     <w:uiPriority w:val="1"/>
-    <w:semiHidden/>
     <w:unhideWhenUsed/>
   </w:style>
   <w:style w:type="table" w:default="1" w:styleId="TableNormal">
